--- a/Deutsch_7A/Balladen/Woche1/Tafelskript_Paddy_Fingal_Lesetechniken.docx
+++ b/Deutsch_7A/Balladen/Woche1/Tafelskript_Paddy_Fingal_Lesetechniken.docx
@@ -1465,7 +1465,7 @@
                 <w:sz w:val="20"/>
                 <w:szCs w:val="20"/>
               </w:rPr>
-              <w:t xml:space="preserve">Schnipsel „Paddy Fingal lesen“ (eingeklebt und bearbeitet)</w:t>
+              <w:t xml:space="preserve">Paddy Fingal lesen: a) Satz und erster Eindruck · b) 4–5 Antworten mit Strophe · c) Stichpunkte zu Str. 7–9 und die List</w:t>
             </w:r>
           </w:p>
         </w:tc>
@@ -1566,7 +1566,7 @@
           <w:sz w:val="21"/>
           <w:szCs w:val="21"/>
         </w:rPr>
-        <w:t xml:space="preserve">Lehrbuch S. 136 f. · Präsentation „Lesetechniken“ (Merksatz und Aufgaben, Lösungen in den Notizen) · Druckvorlage: Ü1 (1 pro A4, viel Schreibplatz) · Methodenkarte „Chorisches Lesen“.</w:t>
+        <w:t xml:space="preserve">Lehrbuch S. 136 f. · Präsentation „Lesetechniken“ (Merksatz und Aufgaben, Lösungen in den Notizen) · Methodenkarte „Chorisches Lesen“.</w:t>
       </w:r>
     </w:p>
     <w:p>
@@ -2784,7 +2784,7 @@
                 <w:sz w:val="21"/>
                 <w:szCs w:val="21"/>
               </w:rPr>
-              <w:t xml:space="preserve">„Klebt den Schnipsel Ü1 ein. Teil a: überfliegen. Ihr habt genau eine Minute für beide Seiten. Start! … Stopp. Buch zu. Schreibt einen Satz: In der Ballade geht es um …“</w:t>
+              <w:t xml:space="preserve">„Schreibt ins Heft: Ü1 Paddy Fingal lesen, darunter a). Teil a: überfliegen. Ihr habt genau eine Minute für beide Seiten. Start! … Stopp. Buch zu. Schreibt einen Satz: In der Ballade geht es um …“</w:t>
             </w:r>
           </w:p>
           <w:p>
@@ -2981,7 +2981,7 @@
                 <w:sz w:val="21"/>
                 <w:szCs w:val="21"/>
               </w:rPr>
-              <w:t xml:space="preserve">Danach schreiben alle in Ü1: Wie wirkt die Ballade auf dich – lustig, spannend oder unheimlich? Begründe in einem Satz. Zwei Schüler lesen vor.</w:t>
+              <w:t xml:space="preserve">Danach schreiben alle ins Heft: Wie wirkt die Ballade auf dich – lustig, spannend oder unheimlich? Begründe in einem Satz. Zwei Schüler lesen vor.</w:t>
             </w:r>
           </w:p>
         </w:tc>
@@ -3111,7 +3111,7 @@
                 <w:sz w:val="21"/>
                 <w:szCs w:val="21"/>
               </w:rPr>
-              <w:t xml:space="preserve">„Teil b: orientierend lesen. Ihr sucht nur die Antworten – nicht alles lesen! Notiert auch die Strophe. Sechs Minuten. Wer fertig ist, macht Frage 5.“</w:t>
+              <w:t xml:space="preserve">„Teil b: orientierend lesen. Schreibt b) ins Heft und nummeriert 1 bis 5. Ihr sucht nur die Antworten – nicht alles lesen! Notiert auch die Strophe. Sechs Minuten. Wer fertig ist, macht Frage 5.“</w:t>
             </w:r>
           </w:p>
           <w:tbl>
@@ -3374,7 +3374,7 @@
                 <w:sz w:val="21"/>
                 <w:szCs w:val="21"/>
               </w:rPr>
-              <w:t xml:space="preserve">„Teil c: genau lesen. Strophe 7 bis 9, Satz für Satz. Notiert zu jeder Strophe einen Stichpunkt. Dann beantwortet: Warum läuft der Schotte weg? Fünf Minuten.“</w:t>
+              <w:t xml:space="preserve">„Teil c: genau lesen. Schreibt c) ins Heft. Strophe 7 bis 9, Satz für Satz. Notiert zu jeder Strophe einen Stichpunkt. Dann beantwortet: Warum läuft der Schotte weg? Fünf Minuten.“</w:t>
             </w:r>
           </w:p>
           <w:p>
